--- a/docs/01 - Manual de Arquitetura/Manual de Arquitetura.docx
+++ b/docs/01 - Manual de Arquitetura/Manual de Arquitetura.docx
@@ -3697,7 +3697,7 @@
     </w:p>
     <w:p>
       <w:pPr>
-        <w:keepLines/>
+        <w:keepLines w:val="0"/>
         <w:spacing w:before="80" w:after="180" w:line="240" w:lineRule="auto"/>
         <w:ind w:left="173" w:right="72"/>
         <w:shd w:val="clear" w:color="auto" w:fill="F4F4F4"/>
